--- a/CalendarioAgo26/informacion/Politicas2026.docx
+++ b/CalendarioAgo26/informacion/Politicas2026.docx
@@ -161,7 +161,7 @@
                                     <pic:cNvPicPr/>
                                   </pic:nvPicPr>
                                   <pic:blipFill>
-                                    <a:blip r:embed="rId9">
+                                    <a:blip r:embed="rId8">
                                       <a:extLst>
                                         <a:ext uri="{28A0092B-C50C-407E-A947-70E740481C1C}">
                                           <a14:useLocalDpi xmlns:a14="http://schemas.microsoft.com/office/drawing/2010/main" val="0"/>
@@ -352,24 +352,18 @@
           <w:spacing w:val="0"/>
           <w:szCs w:val="22"/>
         </w:rPr>
-        <w:t xml:space="preserve">Febrero - </w:t>
-      </w:r>
+        <w:t xml:space="preserve">Agosto - </w:t>
+      </w:r>
+      <w:proofErr w:type="gramStart"/>
       <w:r>
         <w:rPr>
           <w:rFonts w:ascii="Arial" w:hAnsi="Arial" w:cs="Arial"/>
           <w:spacing w:val="0"/>
           <w:szCs w:val="22"/>
         </w:rPr>
-        <w:t>M</w:t>
-      </w:r>
-      <w:r>
-        <w:rPr>
-          <w:rFonts w:ascii="Arial" w:hAnsi="Arial" w:cs="Arial"/>
-          <w:spacing w:val="0"/>
-          <w:szCs w:val="22"/>
-        </w:rPr>
-        <w:t>arzo</w:t>
-      </w:r>
+        <w:t>Diciembre</w:t>
+      </w:r>
+      <w:proofErr w:type="gramEnd"/>
       <w:r>
         <w:rPr>
           <w:rFonts w:ascii="Arial" w:hAnsi="Arial" w:cs="Arial"/>
@@ -1105,6 +1099,7 @@
         </w:rPr>
         <w:t xml:space="preserve"> </w:t>
       </w:r>
+      <w:proofErr w:type="gramStart"/>
       <w:r>
         <w:rPr>
           <w:rFonts w:ascii="Arial" w:hAnsi="Arial"/>
@@ -1114,7 +1109,19 @@
           <w:u w:val="single"/>
           <w:lang w:eastAsia="es-ES"/>
         </w:rPr>
-        <w:t>Lunes a viernes</w:t>
+        <w:t>Lunes</w:t>
+      </w:r>
+      <w:proofErr w:type="gramEnd"/>
+      <w:r>
+        <w:rPr>
+          <w:rFonts w:ascii="Arial" w:hAnsi="Arial"/>
+          <w:snapToGrid w:val="0"/>
+          <w:sz w:val="22"/>
+          <w:szCs w:val="22"/>
+          <w:u w:val="single"/>
+          <w:lang w:eastAsia="es-ES"/>
+        </w:rPr>
+        <w:t xml:space="preserve"> a viernes</w:t>
       </w:r>
       <w:r>
         <w:rPr>
@@ -1480,8 +1487,16 @@
         <w:rPr>
           <w:sz w:val="22"/>
         </w:rPr>
-        <w:t xml:space="preserve"> Canvas</w:t>
-      </w:r>
+        <w:t xml:space="preserve"> </w:t>
+      </w:r>
+      <w:proofErr w:type="spellStart"/>
+      <w:r>
+        <w:rPr>
+          <w:sz w:val="22"/>
+        </w:rPr>
+        <w:t>Canvas</w:t>
+      </w:r>
+      <w:proofErr w:type="spellEnd"/>
       <w:r>
         <w:rPr>
           <w:sz w:val="22"/>
@@ -1828,54 +1843,35 @@
         </w:rPr>
         <w:t xml:space="preserve">: </w:t>
       </w:r>
+      <w:proofErr w:type="gramStart"/>
       <w:r>
         <w:rPr>
           <w:sz w:val="22"/>
           <w:u w:val="single"/>
         </w:rPr>
-        <w:t xml:space="preserve">Martes 17 y </w:t>
-      </w:r>
+        <w:t>Lunes</w:t>
+      </w:r>
+      <w:proofErr w:type="gramEnd"/>
       <w:r>
         <w:rPr>
           <w:sz w:val="22"/>
           <w:u w:val="single"/>
         </w:rPr>
-        <w:t>m</w:t>
+        <w:t xml:space="preserve"> 14 y martes 15 </w:t>
       </w:r>
       <w:r>
         <w:rPr>
           <w:sz w:val="22"/>
           <w:u w:val="single"/>
         </w:rPr>
-        <w:t>iércoles 1</w:t>
+        <w:t xml:space="preserve">de </w:t>
       </w:r>
       <w:r>
         <w:rPr>
           <w:sz w:val="22"/>
           <w:u w:val="single"/>
         </w:rPr>
-        <w:t>8</w:t>
-      </w:r>
-      <w:r>
-        <w:rPr>
-          <w:sz w:val="22"/>
-          <w:u w:val="single"/>
-        </w:rPr>
-        <w:t xml:space="preserve"> de </w:t>
-      </w:r>
-      <w:r>
-        <w:rPr>
-          <w:sz w:val="22"/>
-          <w:u w:val="single"/>
-        </w:rPr>
-        <w:t>m</w:t>
-      </w:r>
-      <w:r>
-        <w:rPr>
-          <w:sz w:val="22"/>
-          <w:u w:val="single"/>
-        </w:rPr>
-        <w:t>arzo</w:t>
+        <w:t>septiembre</w:t>
       </w:r>
     </w:p>
     <w:p>
@@ -2066,6 +2062,7 @@
           <w:rFonts w:ascii="Arial" w:hAnsi="Arial"/>
           <w:b/>
           <w:sz w:val="22"/>
+          <w:highlight w:val="yellow"/>
           <w14:shadow w14:blurRad="50800" w14:dist="38100" w14:dir="2700000" w14:sx="100000" w14:sy="100000" w14:kx="0" w14:ky="0" w14:algn="tl">
             <w14:srgbClr w14:val="000000">
               <w14:alpha w14:val="60000"/>
@@ -2078,6 +2075,7 @@
           <w:rFonts w:ascii="Arial" w:hAnsi="Arial"/>
           <w:b/>
           <w:sz w:val="22"/>
+          <w:highlight w:val="yellow"/>
           <w14:shadow w14:blurRad="50800" w14:dist="38100" w14:dir="2700000" w14:sx="100000" w14:sy="100000" w14:kx="0" w14:ky="0" w14:algn="tl">
             <w14:srgbClr w14:val="000000">
               <w14:alpha w14:val="60000"/>
@@ -2091,6 +2089,7 @@
           <w:rFonts w:ascii="Arial" w:hAnsi="Arial"/>
           <w:b/>
           <w:sz w:val="22"/>
+          <w:highlight w:val="yellow"/>
           <w14:shadow w14:blurRad="50800" w14:dist="38100" w14:dir="2700000" w14:sx="100000" w14:sy="100000" w14:kx="0" w14:ky="0" w14:algn="tl">
             <w14:srgbClr w14:val="000000">
               <w14:alpha w14:val="60000"/>
@@ -2112,12 +2111,14 @@
         <w:rPr>
           <w:rFonts w:ascii="Arial" w:hAnsi="Arial"/>
           <w:sz w:val="22"/>
-        </w:rPr>
-      </w:pPr>
-      <w:r>
-        <w:rPr>
-          <w:rFonts w:ascii="Arial" w:hAnsi="Arial"/>
-          <w:sz w:val="22"/>
+          <w:highlight w:val="yellow"/>
+        </w:rPr>
+      </w:pPr>
+      <w:r>
+        <w:rPr>
+          <w:rFonts w:ascii="Arial" w:hAnsi="Arial"/>
+          <w:sz w:val="22"/>
+          <w:highlight w:val="yellow"/>
         </w:rPr>
         <w:t>2</w:t>
       </w:r>
@@ -2125,6 +2126,7 @@
         <w:rPr>
           <w:rFonts w:ascii="Arial" w:hAnsi="Arial"/>
           <w:sz w:val="22"/>
+          <w:highlight w:val="yellow"/>
         </w:rPr>
         <w:t>4</w:t>
       </w:r>
@@ -2132,6 +2134,7 @@
         <w:rPr>
           <w:rFonts w:ascii="Arial" w:hAnsi="Arial"/>
           <w:sz w:val="22"/>
+          <w:highlight w:val="yellow"/>
         </w:rPr>
         <w:t xml:space="preserve"> </w:t>
       </w:r>
@@ -2139,6 +2142,7 @@
         <w:rPr>
           <w:rFonts w:ascii="Arial" w:hAnsi="Arial"/>
           <w:sz w:val="22"/>
+          <w:highlight w:val="yellow"/>
         </w:rPr>
         <w:t xml:space="preserve">%   </w:t>
       </w:r>
@@ -2146,6 +2150,7 @@
         <w:rPr>
           <w:rFonts w:ascii="Arial" w:hAnsi="Arial"/>
           <w:sz w:val="22"/>
+          <w:highlight w:val="yellow"/>
         </w:rPr>
         <w:t xml:space="preserve">  </w:t>
       </w:r>
@@ -2153,6 +2158,7 @@
         <w:rPr>
           <w:rFonts w:ascii="Arial" w:hAnsi="Arial"/>
           <w:sz w:val="22"/>
+          <w:highlight w:val="yellow"/>
         </w:rPr>
         <w:t xml:space="preserve">Actividades de aprendizaje (1, 2 y 3), </w:t>
       </w:r>
@@ -2160,6 +2166,7 @@
         <w:rPr>
           <w:rFonts w:ascii="Arial" w:hAnsi="Arial"/>
           <w:sz w:val="22"/>
+          <w:highlight w:val="yellow"/>
         </w:rPr>
         <w:t>laboratorios, actividad</w:t>
       </w:r>
@@ -2167,6 +2174,7 @@
         <w:rPr>
           <w:rFonts w:ascii="Arial" w:hAnsi="Arial"/>
           <w:sz w:val="22"/>
+          <w:highlight w:val="yellow"/>
         </w:rPr>
         <w:t>es de clase y exámenes rápidos</w:t>
       </w:r>
@@ -2174,6 +2182,7 @@
         <w:rPr>
           <w:rFonts w:ascii="Arial" w:hAnsi="Arial"/>
           <w:sz w:val="22"/>
+          <w:highlight w:val="yellow"/>
         </w:rPr>
         <w:t>.</w:t>
       </w:r>
@@ -2181,6 +2190,7 @@
         <w:rPr>
           <w:rFonts w:ascii="Arial" w:hAnsi="Arial"/>
           <w:sz w:val="22"/>
+          <w:highlight w:val="yellow"/>
         </w:rPr>
         <w:t xml:space="preserve">                      </w:t>
       </w:r>
@@ -2203,6 +2213,7 @@
         <w:rPr>
           <w:rFonts w:ascii="Arial" w:hAnsi="Arial"/>
           <w:sz w:val="22"/>
+          <w:highlight w:val="yellow"/>
         </w:rPr>
         <w:t>1</w:t>
       </w:r>
@@ -2210,6 +2221,7 @@
         <w:rPr>
           <w:rFonts w:ascii="Arial" w:hAnsi="Arial"/>
           <w:sz w:val="22"/>
+          <w:highlight w:val="yellow"/>
         </w:rPr>
         <w:t>0</w:t>
       </w:r>
@@ -2217,6 +2229,7 @@
         <w:rPr>
           <w:rFonts w:ascii="Arial" w:hAnsi="Arial"/>
           <w:sz w:val="22"/>
+          <w:highlight w:val="yellow"/>
         </w:rPr>
         <w:t xml:space="preserve"> </w:t>
       </w:r>
@@ -2224,6 +2237,7 @@
         <w:rPr>
           <w:rFonts w:ascii="Arial" w:hAnsi="Arial"/>
           <w:sz w:val="22"/>
+          <w:highlight w:val="yellow"/>
         </w:rPr>
         <w:t>%</w:t>
       </w:r>
@@ -2231,6 +2245,7 @@
         <w:rPr>
           <w:rFonts w:ascii="Arial" w:hAnsi="Arial"/>
           <w:sz w:val="22"/>
+          <w:highlight w:val="yellow"/>
         </w:rPr>
         <w:t xml:space="preserve">  </w:t>
       </w:r>
@@ -2238,6 +2253,7 @@
         <w:rPr>
           <w:rFonts w:ascii="Arial" w:hAnsi="Arial"/>
           <w:sz w:val="22"/>
+          <w:highlight w:val="yellow"/>
         </w:rPr>
         <w:t xml:space="preserve">  </w:t>
       </w:r>
@@ -2245,6 +2261,7 @@
         <w:rPr>
           <w:rFonts w:ascii="Arial" w:hAnsi="Arial"/>
           <w:sz w:val="22"/>
+          <w:highlight w:val="yellow"/>
         </w:rPr>
         <w:t xml:space="preserve"> </w:t>
       </w:r>
@@ -2252,6 +2269,7 @@
         <w:rPr>
           <w:rFonts w:ascii="Arial" w:hAnsi="Arial"/>
           <w:sz w:val="22"/>
+          <w:highlight w:val="yellow"/>
         </w:rPr>
         <w:t>E</w:t>
       </w:r>
@@ -2259,6 +2277,7 @@
         <w:rPr>
           <w:rFonts w:ascii="Arial" w:hAnsi="Arial"/>
           <w:sz w:val="22"/>
+          <w:highlight w:val="yellow"/>
         </w:rPr>
         <w:t>valuación integradora</w:t>
       </w:r>
@@ -2266,6 +2285,7 @@
         <w:rPr>
           <w:rFonts w:ascii="Arial" w:hAnsi="Arial"/>
           <w:sz w:val="22"/>
+          <w:highlight w:val="yellow"/>
         </w:rPr>
         <w:t xml:space="preserve"> del </w:t>
       </w:r>
@@ -2273,6 +2293,7 @@
         <w:rPr>
           <w:rFonts w:ascii="Arial" w:hAnsi="Arial"/>
           <w:sz w:val="22"/>
+          <w:highlight w:val="yellow"/>
         </w:rPr>
         <w:t>Módulo 1.</w:t>
       </w:r>
@@ -2366,6 +2387,7 @@
         </w:rPr>
         <w:t xml:space="preserve">Instalar </w:t>
       </w:r>
+      <w:proofErr w:type="spellStart"/>
       <w:r>
         <w:rPr>
           <w:b/>
@@ -2376,6 +2398,7 @@
         </w:rPr>
         <w:t>Respondus</w:t>
       </w:r>
+      <w:proofErr w:type="spellEnd"/>
       <w:r>
         <w:rPr>
           <w:color w:val="3B3838"/>
@@ -2384,6 +2407,7 @@
         </w:rPr>
         <w:t xml:space="preserve"> </w:t>
       </w:r>
+      <w:proofErr w:type="spellStart"/>
       <w:r>
         <w:rPr>
           <w:b/>
@@ -2392,7 +2416,18 @@
           <w:sz w:val="22"/>
           <w:szCs w:val="22"/>
         </w:rPr>
-        <w:t>LockDown Browser</w:t>
+        <w:t>LockDown</w:t>
+      </w:r>
+      <w:proofErr w:type="spellEnd"/>
+      <w:r>
+        <w:rPr>
+          <w:b/>
+          <w:bCs/>
+          <w:color w:val="3B3838"/>
+          <w:sz w:val="22"/>
+          <w:szCs w:val="22"/>
+        </w:rPr>
+        <w:t xml:space="preserve"> Browser</w:t>
       </w:r>
       <w:r>
         <w:rPr>
@@ -2814,8 +2849,8 @@
       </w:r>
     </w:p>
     <w:sectPr>
-      <w:headerReference w:type="even" r:id="rId10"/>
-      <w:headerReference w:type="default" r:id="rId11"/>
+      <w:headerReference w:type="even" r:id="rId9"/>
+      <w:headerReference w:type="default" r:id="rId10"/>
       <w:pgSz w:w="12242" w:h="15842" w:code="1"/>
       <w:pgMar w:top="142" w:right="1080" w:bottom="568" w:left="1080" w:header="720" w:footer="720" w:gutter="0"/>
       <w:cols w:space="720"/>
